--- a/kits/redcap-xlsform/templates/client_test_checklist.docx
+++ b/kits/redcap-xlsform/templates/client_test_checklist.docx
@@ -484,7 +484,7 @@
         <w:ind w:left="227"/>
       </w:pPr>
       <w:r>
-        <w:t>☐  Text typed into a number box is refused</w:t>
+        <w:t>☐  Text typed into a number box shows an error</w:t>
       </w:r>
     </w:p>
     <w:p>
